--- a/pages/palestras/assets/copel/kit-ia-na-pratica/workflow/roteiro-do-workflow.docx
+++ b/pages/palestras/assets/copel/kit-ia-na-pratica/workflow/roteiro-do-workflow.docx
@@ -2,13 +2,13 @@
 <file path=word/document.xml><?xml version="1.0" encoding="utf-8"?>
 <w:document xmlns:w="http://schemas.openxmlformats.org/wordprocessingml/2006/main" xmlns:m="http://schemas.openxmlformats.org/officeDocument/2006/math" xmlns:r="http://schemas.openxmlformats.org/officeDocument/2006/relationships" xmlns:o="urn:schemas-microsoft-com:office:office" xmlns:v="urn:schemas-microsoft-com:vml" xmlns:w10="urn:schemas-microsoft-com:office:word" xmlns:a="http://schemas.openxmlformats.org/drawingml/2006/main" xmlns:pic="http://schemas.openxmlformats.org/drawingml/2006/picture" xmlns:wp="http://schemas.openxmlformats.org/drawingml/2006/wordprocessingDrawing">
   <w:body>
-    <w:bookmarkStart w:id="13" w:name="X5cc627fc4a1eacc6ef42c7f284b5ef1460c4a18"/>
+    <w:bookmarkStart w:id="13" w:name="Xb8a3a2ffb3c50cdd96ef04d8f82a55355455f03"/>
     <w:p>
       <w:pPr>
         <w:pStyle w:val="Heading1"/>
       </w:pPr>
       <w:r>
-        <w:t xml:space="preserve">Roteiro do workflow de análise de propostas</w:t>
+        <w:t xml:space="preserve">Roteiro do workflow de leitura crítica de propostas</w:t>
       </w:r>
     </w:p>
     <w:p>
@@ -16,7 +16,7 @@
         <w:pStyle w:val="FirstParagraph"/>
       </w:pPr>
       <w:r>
-        <w:t xml:space="preserve">O MVP de hoje é um workflow de três etapas que transforma uma minuta de proposta de projeto em parecer técnico para o conselho: a extração produz uma ficha padronizada, a verificação confere a ficha contra a política de avaliação de projetos e contra os próprios números da minuta, e o parecer redige as inconsistências, os riscos não tratados e as perguntas à área proponente. Ele não tem integração com sistema: a minuta é anexada, as skills são chamadas à mão e o parecer é lido por uma pessoa antes de seguir.</w:t>
+        <w:t xml:space="preserve">O MVP de hoje é um workflow de três etapas que transforma uma proposta da pauta em nota de leitura do conselheiro: a extração produz uma ficha padronizada, a verificação confere a ficha contra a política de investimentos e contra os próprios números da minuta, e a nota reúne as inconsistências, os riscos não tratados e as perguntas à diretoria. Ele não tem integração com sistema: a proposta é anexada, as skills são chamadas à mão e a nota é lida pelo conselheiro, que decide o que levar à reunião.</w:t>
       </w:r>
     </w:p>
     <w:bookmarkStart w:id="9" w:name="onde-construir"/>
@@ -104,7 +104,7 @@
               <w:pStyle w:val="Compact"/>
             </w:pPr>
             <w:r>
-              <w:t xml:space="preserve">A política de avaliação de projetos e os anexos das propostas</w:t>
+              <w:t xml:space="preserve">A política de investimentos e os anexos das propostas</w:t>
             </w:r>
           </w:p>
         </w:tc>
@@ -204,7 +204,7 @@
         </w:numPr>
       </w:pPr>
       <w:r>
-        <w:t xml:space="preserve">Crie um notebook com politica-de-avaliacao-de-projetos.docx, o relatório do benchmark e a planilha de indicadores como fontes.</w:t>
+        <w:t xml:space="preserve">Crie um notebook com politica-de-investimentos.docx, o relatório do benchmark e a planilha de indicadores como fontes.</w:t>
       </w:r>
     </w:p>
     <w:p>
@@ -264,7 +264,7 @@
         <w:rPr>
           <w:rStyle w:val="VerbatimChar"/>
         </w:rPr>
-        <w:t xml:space="preserve">/parecer-proposta</w:t>
+        <w:t xml:space="preserve">/nota-do-conselheiro</w:t>
       </w:r>
       <w:r>
         <w:t xml:space="preserve">, nessa ordem.</w:t>
@@ -279,7 +279,7 @@
         </w:numPr>
       </w:pPr>
       <w:r>
-        <w:t xml:space="preserve">Compare o parecer com a saída esperada e registre a v1 em registro-de-iteracoes.docx.</w:t>
+        <w:t xml:space="preserve">Compare a nota com a saída esperada e registre a v1 em registro-de-iteracoes.docx.</w:t>
       </w:r>
     </w:p>
     <w:bookmarkEnd w:id="10"/>
@@ -359,7 +359,7 @@
         </w:numPr>
       </w:pPr>
       <w:r>
-        <w:t xml:space="preserve">Os três casos rodam e o parecer tem sempre as cinco seções do formato.</w:t>
+        <w:t xml:space="preserve">Os três casos rodam e a nota tem sempre as cinco seções do formato.</w:t>
       </w:r>
     </w:p>
     <w:p>
@@ -371,7 +371,7 @@
         </w:numPr>
       </w:pPr>
       <w:r>
-        <w:t xml:space="preserve">A proposta incompleta é devolvida com as lacunas, sem valores estimados.</w:t>
+        <w:t xml:space="preserve">A proposta incompleta gera pedido de informações à diretoria, sem valores estimados.</w:t>
       </w:r>
     </w:p>
     <w:p>
